--- a/src/content/bios/Hoffman-PG 2015.docx
+++ b/src/content/bios/Hoffman-PG 2015.docx
@@ -947,7 +947,7 @@
             <w:szCs w:val="24"/>
             <w:u w:val="none"/>
           </w:rPr>
-          <w:t>www.trumanlibrary.org/oralhist/ hoffmanp.htm#transcript</w:t>
+          <w:t>www.trumanlibrary.org/oralhist/hoffmanp.htm#transcript</w:t>
         </w:r>
       </w:hyperlink>
       <w:r>
